--- a/Assignments/A1/documents/Assignment1Report.docx
+++ b/Assignments/A1/documents/Assignment1Report.docx
@@ -74,7 +74,7 @@
           <w:rtl w:val="0"/>
         </w:rPr>
         <w:tab/>
-        <w:t xml:space="preserve">Over the last week, I have already learned much more about video game design while integrating object-oriented programming principles. In my first assignment, I chose to create an American football game in which the user competes against the computer in a battle on the virtual gridiron. As of now, the game only has a total of six players (three on offense, three on defense). In the future, I hope to expand this game with much more realistic implications.</w:t>
+        <w:t xml:space="preserve">Over the last week, I have already learned much more about video game design while integrating object-oriented programming principles. In my first assignment, I chose to create an American football game in which the user competes against the computer in a battle on the virtual gridiron. As of now, the game only has a total of six players (three on offense, three on defense). The user can choose which team to control, while also playing the role of an offensive coordinator in executing offensive play calls.</w:t>
       </w:r>
     </w:p>
     <w:p>
@@ -136,7 +136,7 @@
           <w:rtl w:val="0"/>
         </w:rPr>
         <w:tab/>
-        <w:t xml:space="preserve">In the end, I had an enjoyable experience working on this application. Moving forward, I hope to be much more intentional and decisive on certain elements of the game. I will continue to rely heavily on continuous planning for the future, because code cannot come as a result of little planning.</w:t>
+        <w:t xml:space="preserve">In the end, I had an enjoyable experience working on this application. Moving forward, I hope to be much more intentional and decisive on certain elements of the game. I will continue to rely heavily on continuous planning for the future, because code cannot come as a result of little planning. I have gained more understanding in the way each class interacts with each other through the planning process, which directly translates to code. In future iterations, I hope to expand this game with much more realistic implications. </w:t>
       </w:r>
     </w:p>
     <w:sectPr>
